--- a/unit4.docx
+++ b/unit4.docx
@@ -53,12 +53,6 @@
         <w:gridCol w:w="9360"/>
       </w:tblGrid>
       <w:tr>
-        <w:tblPrEx>
-          <w:tblCellMar>
-            <w:top w:w="0" w:type="dxa"/>
-            <w:bottom w:w="0" w:type="dxa"/>
-          </w:tblCellMar>
-        </w:tblPrEx>
         <w:tc>
           <w:tcPr>
             <w:tcW w:w="9360" w:type="dxa"/>
@@ -122,7 +116,13 @@
         <w:spacing w:before="60" w:after="80"/>
       </w:pPr>
       <w:r>
-        <w:t>The school is getting a new vending machine and only 8 of 16 candidate snacks will make the cut. A committee decided to make it “objective” — they’ll score every snack on data and let the algorithm decide. You’re on the committee. How hard could it be?</w:t>
+        <w:t>The school is getting a new vending machine and only 8 of 16 candidate snacks will make the cut. A committee decided to make it “objective”</w:t>
+      </w:r>
+      <w:r>
+        <w:t xml:space="preserve"> where</w:t>
+      </w:r>
+      <w:r>
+        <w:t xml:space="preserve"> they’ll score every snack on data and let the algorithm decide. You’re on the committee. </w:t>
       </w:r>
     </w:p>
     <w:p>
@@ -276,13 +276,7 @@
         <w:pStyle w:val="Heading2"/>
       </w:pPr>
       <w:r>
-        <w:t>Part</w:t>
-      </w:r>
-      <w:r>
-        <w:t xml:space="preserve"> 1 — </w:t>
-      </w:r>
-      <w:r>
-        <w:t>Card sorting</w:t>
+        <w:t>Part 1 — Card sorting</w:t>
       </w:r>
     </w:p>
     <w:p>
@@ -341,12 +335,6 @@
         <w:gridCol w:w="4680"/>
       </w:tblGrid>
       <w:tr>
-        <w:tblPrEx>
-          <w:tblCellMar>
-            <w:top w:w="0" w:type="dxa"/>
-            <w:bottom w:w="0" w:type="dxa"/>
-          </w:tblCellMar>
-        </w:tblPrEx>
         <w:trPr>
           <w:tblHeader/>
         </w:trPr>
@@ -442,12 +430,6 @@
         </w:tc>
       </w:tr>
       <w:tr>
-        <w:tblPrEx>
-          <w:tblCellMar>
-            <w:top w:w="0" w:type="dxa"/>
-            <w:bottom w:w="0" w:type="dxa"/>
-          </w:tblCellMar>
-        </w:tblPrEx>
         <w:tc>
           <w:tcPr>
             <w:tcW w:w="1200" w:type="dxa"/>
@@ -534,12 +516,6 @@
         </w:tc>
       </w:tr>
       <w:tr>
-        <w:tblPrEx>
-          <w:tblCellMar>
-            <w:top w:w="0" w:type="dxa"/>
-            <w:bottom w:w="0" w:type="dxa"/>
-          </w:tblCellMar>
-        </w:tblPrEx>
         <w:tc>
           <w:tcPr>
             <w:tcW w:w="1200" w:type="dxa"/>
@@ -626,12 +602,6 @@
         </w:tc>
       </w:tr>
       <w:tr>
-        <w:tblPrEx>
-          <w:tblCellMar>
-            <w:top w:w="0" w:type="dxa"/>
-            <w:bottom w:w="0" w:type="dxa"/>
-          </w:tblCellMar>
-        </w:tblPrEx>
         <w:tc>
           <w:tcPr>
             <w:tcW w:w="1200" w:type="dxa"/>
@@ -718,12 +688,6 @@
         </w:tc>
       </w:tr>
       <w:tr>
-        <w:tblPrEx>
-          <w:tblCellMar>
-            <w:top w:w="0" w:type="dxa"/>
-            <w:bottom w:w="0" w:type="dxa"/>
-          </w:tblCellMar>
-        </w:tblPrEx>
         <w:tc>
           <w:tcPr>
             <w:tcW w:w="1200" w:type="dxa"/>
@@ -810,12 +774,6 @@
         </w:tc>
       </w:tr>
       <w:tr>
-        <w:tblPrEx>
-          <w:tblCellMar>
-            <w:top w:w="0" w:type="dxa"/>
-            <w:bottom w:w="0" w:type="dxa"/>
-          </w:tblCellMar>
-        </w:tblPrEx>
         <w:tc>
           <w:tcPr>
             <w:tcW w:w="1200" w:type="dxa"/>
@@ -902,12 +860,6 @@
         </w:tc>
       </w:tr>
       <w:tr>
-        <w:tblPrEx>
-          <w:tblCellMar>
-            <w:top w:w="0" w:type="dxa"/>
-            <w:bottom w:w="0" w:type="dxa"/>
-          </w:tblCellMar>
-        </w:tblPrEx>
         <w:tc>
           <w:tcPr>
             <w:tcW w:w="1200" w:type="dxa"/>
@@ -1035,12 +987,6 @@
         <w:gridCol w:w="1256"/>
       </w:tblGrid>
       <w:tr>
-        <w:tblPrEx>
-          <w:tblCellMar>
-            <w:top w:w="0" w:type="dxa"/>
-            <w:bottom w:w="0" w:type="dxa"/>
-          </w:tblCellMar>
-        </w:tblPrEx>
         <w:trPr>
           <w:tblHeader/>
         </w:trPr>
@@ -1256,12 +1202,6 @@
         </w:tc>
       </w:tr>
       <w:tr>
-        <w:tblPrEx>
-          <w:tblCellMar>
-            <w:top w:w="0" w:type="dxa"/>
-            <w:bottom w:w="0" w:type="dxa"/>
-          </w:tblCellMar>
-        </w:tblPrEx>
         <w:tc>
           <w:tcPr>
             <w:tcW w:w="1800" w:type="dxa"/>
@@ -1460,12 +1400,6 @@
         </w:tc>
       </w:tr>
       <w:tr>
-        <w:tblPrEx>
-          <w:tblCellMar>
-            <w:top w:w="0" w:type="dxa"/>
-            <w:bottom w:w="0" w:type="dxa"/>
-          </w:tblCellMar>
-        </w:tblPrEx>
         <w:tc>
           <w:tcPr>
             <w:tcW w:w="1800" w:type="dxa"/>
@@ -1665,12 +1599,6 @@
         </w:tc>
       </w:tr>
       <w:tr>
-        <w:tblPrEx>
-          <w:tblCellMar>
-            <w:top w:w="0" w:type="dxa"/>
-            <w:bottom w:w="0" w:type="dxa"/>
-          </w:tblCellMar>
-        </w:tblPrEx>
         <w:tc>
           <w:tcPr>
             <w:tcW w:w="1800" w:type="dxa"/>
@@ -1869,12 +1797,6 @@
         </w:tc>
       </w:tr>
       <w:tr>
-        <w:tblPrEx>
-          <w:tblCellMar>
-            <w:top w:w="0" w:type="dxa"/>
-            <w:bottom w:w="0" w:type="dxa"/>
-          </w:tblCellMar>
-        </w:tblPrEx>
         <w:tc>
           <w:tcPr>
             <w:tcW w:w="1800" w:type="dxa"/>
@@ -2111,12 +2033,6 @@
         <w:gridCol w:w="2340"/>
       </w:tblGrid>
       <w:tr>
-        <w:tblPrEx>
-          <w:tblCellMar>
-            <w:top w:w="0" w:type="dxa"/>
-            <w:bottom w:w="0" w:type="dxa"/>
-          </w:tblCellMar>
-        </w:tblPrEx>
         <w:trPr>
           <w:tblHeader/>
         </w:trPr>
@@ -2242,12 +2158,6 @@
         </w:tc>
       </w:tr>
       <w:tr>
-        <w:tblPrEx>
-          <w:tblCellMar>
-            <w:top w:w="0" w:type="dxa"/>
-            <w:bottom w:w="0" w:type="dxa"/>
-          </w:tblCellMar>
-        </w:tblPrEx>
         <w:tc>
           <w:tcPr>
             <w:tcW w:w="2340" w:type="dxa"/>
@@ -2354,12 +2264,6 @@
         </w:tc>
       </w:tr>
       <w:tr>
-        <w:tblPrEx>
-          <w:tblCellMar>
-            <w:top w:w="0" w:type="dxa"/>
-            <w:bottom w:w="0" w:type="dxa"/>
-          </w:tblCellMar>
-        </w:tblPrEx>
         <w:tc>
           <w:tcPr>
             <w:tcW w:w="2340" w:type="dxa"/>
@@ -2470,12 +2374,6 @@
         </w:tc>
       </w:tr>
       <w:tr>
-        <w:tblPrEx>
-          <w:tblCellMar>
-            <w:top w:w="0" w:type="dxa"/>
-            <w:bottom w:w="0" w:type="dxa"/>
-          </w:tblCellMar>
-        </w:tblPrEx>
         <w:tc>
           <w:tcPr>
             <w:tcW w:w="2340" w:type="dxa"/>
@@ -2582,12 +2480,6 @@
         </w:tc>
       </w:tr>
       <w:tr>
-        <w:tblPrEx>
-          <w:tblCellMar>
-            <w:top w:w="0" w:type="dxa"/>
-            <w:bottom w:w="0" w:type="dxa"/>
-          </w:tblCellMar>
-        </w:tblPrEx>
         <w:tc>
           <w:tcPr>
             <w:tcW w:w="2340" w:type="dxa"/>
@@ -2737,12 +2629,6 @@
         <w:gridCol w:w="9360"/>
       </w:tblGrid>
       <w:tr>
-        <w:tblPrEx>
-          <w:tblCellMar>
-            <w:top w:w="0" w:type="dxa"/>
-            <w:bottom w:w="0" w:type="dxa"/>
-          </w:tblCellMar>
-        </w:tblPrEx>
         <w:tc>
           <w:tcPr>
             <w:tcW w:w="9360" w:type="dxa"/>
@@ -2782,7 +2668,23 @@
                 <w:sz w:val="20"/>
                 <w:szCs w:val="20"/>
               </w:rPr>
-              <w:t>The same 16 snacks — very different vending machines. Whose list is right? What would each machine tell students about what the school values?</w:t>
+              <w:t xml:space="preserve">The same 16 snacks </w:t>
+            </w:r>
+            <w:r>
+              <w:rPr>
+                <w:color w:val="333333"/>
+                <w:sz w:val="20"/>
+                <w:szCs w:val="20"/>
+              </w:rPr>
+              <w:t xml:space="preserve">produce </w:t>
+            </w:r>
+            <w:r>
+              <w:rPr>
+                <w:color w:val="333333"/>
+                <w:sz w:val="20"/>
+                <w:szCs w:val="20"/>
+              </w:rPr>
+              <w:t>very different vending machines. What would each machine tell students about what the school values?</w:t>
             </w:r>
           </w:p>
         </w:tc>
@@ -3094,12 +2996,6 @@
         <w:gridCol w:w="9360"/>
       </w:tblGrid>
       <w:tr>
-        <w:tblPrEx>
-          <w:tblCellMar>
-            <w:top w:w="0" w:type="dxa"/>
-            <w:bottom w:w="0" w:type="dxa"/>
-          </w:tblCellMar>
-        </w:tblPrEx>
         <w:tc>
           <w:tcPr>
             <w:tcW w:w="9360" w:type="dxa"/>
@@ -3277,106 +3173,6 @@
     </w:p>
     <w:p>
       <w:pPr>
-        <w:spacing w:before="60" w:after="60"/>
-      </w:pPr>
-    </w:p>
-    <w:tbl>
-      <w:tblPr>
-        <w:tblW w:w="9360" w:type="dxa"/>
-        <w:tblBorders>
-          <w:top w:val="single" w:sz="4" w:space="0" w:color="auto"/>
-          <w:left w:val="single" w:sz="4" w:space="0" w:color="auto"/>
-          <w:bottom w:val="single" w:sz="4" w:space="0" w:color="auto"/>
-          <w:right w:val="single" w:sz="4" w:space="0" w:color="auto"/>
-          <w:insideH w:val="single" w:sz="4" w:space="0" w:color="auto"/>
-          <w:insideV w:val="single" w:sz="4" w:space="0" w:color="auto"/>
-        </w:tblBorders>
-        <w:tblCellMar>
-          <w:left w:w="10" w:type="dxa"/>
-          <w:right w:w="10" w:type="dxa"/>
-        </w:tblCellMar>
-        <w:tblLook w:val="0000" w:firstRow="0" w:lastRow="0" w:firstColumn="0" w:lastColumn="0" w:noHBand="0" w:noVBand="0"/>
-      </w:tblPr>
-      <w:tblGrid>
-        <w:gridCol w:w="9360"/>
-      </w:tblGrid>
-      <w:tr>
-        <w:tblPrEx>
-          <w:tblCellMar>
-            <w:top w:w="0" w:type="dxa"/>
-            <w:bottom w:w="0" w:type="dxa"/>
-          </w:tblCellMar>
-        </w:tblPrEx>
-        <w:tc>
-          <w:tcPr>
-            <w:tcW w:w="9360" w:type="dxa"/>
-            <w:tcBorders>
-              <w:top w:val="single" w:sz="1" w:space="0" w:color="CCCCCC"/>
-              <w:left w:val="single" w:sz="1" w:space="0" w:color="CCCCCC"/>
-              <w:bottom w:val="single" w:sz="1" w:space="0" w:color="CCCCCC"/>
-              <w:right w:val="single" w:sz="1" w:space="0" w:color="CCCCCC"/>
-            </w:tcBorders>
-            <w:shd w:val="clear" w:color="auto" w:fill="D6E8F7"/>
-            <w:tcMar>
-              <w:top w:w="100" w:type="dxa"/>
-              <w:left w:w="160" w:type="dxa"/>
-              <w:bottom w:w="100" w:type="dxa"/>
-              <w:right w:w="160" w:type="dxa"/>
-            </w:tcMar>
-          </w:tcPr>
-          <w:p>
-            <w:pPr>
-              <w:spacing w:after="60"/>
-            </w:pPr>
-            <w:r>
-              <w:rPr>
-                <w:b/>
-                <w:bCs/>
-                <w:color w:val="0C3A6B"/>
-                <w:sz w:val="20"/>
-                <w:szCs w:val="20"/>
-              </w:rPr>
-              <w:t>Grading note</w:t>
-            </w:r>
-          </w:p>
-          <w:p>
-            <w:r>
-              <w:rPr>
-                <w:color w:val="333333"/>
-                <w:sz w:val="20"/>
-                <w:szCs w:val="20"/>
-              </w:rPr>
-              <w:t xml:space="preserve">Full credit on question 2 requires citing a specific line of code or </w:t>
-            </w:r>
-            <w:proofErr w:type="spellStart"/>
-            <w:r>
-              <w:rPr>
-                <w:color w:val="333333"/>
-                <w:sz w:val="20"/>
-                <w:szCs w:val="20"/>
-              </w:rPr>
-              <w:t>ArrayList</w:t>
-            </w:r>
-            <w:proofErr w:type="spellEnd"/>
-            <w:r>
-              <w:rPr>
-                <w:color w:val="333333"/>
-                <w:sz w:val="20"/>
-                <w:szCs w:val="20"/>
-              </w:rPr>
-              <w:t xml:space="preserve"> operation — not just a general principle. Ethical arguments must be grounded in the implementation.</w:t>
-            </w:r>
-          </w:p>
-        </w:tc>
-      </w:tr>
-    </w:tbl>
-    <w:p>
-      <w:pPr>
-        <w:spacing w:before="60" w:after="60"/>
-      </w:pPr>
-    </w:p>
-    <w:p>
-      <w:pPr>
         <w:pBdr>
           <w:bottom w:val="single" w:sz="4" w:space="1" w:color="CCCCCC"/>
         </w:pBdr>
@@ -3396,7 +3192,13 @@
         <w:spacing w:before="60" w:after="80"/>
       </w:pPr>
       <w:r>
-        <w:t>The card deck is the main prep artifact. Design the 16 snacks so that different weightings produce systematic differences, not random shuffles. For example: the allergen-free and local-brand fields should occasionally flip a snack from bottom to top under Group C’s weighting — this is what makes the “controversial snack” traversal in Phase 2 produce results worth arguing over.</w:t>
+        <w:t xml:space="preserve">Design the 16 snacks so that different weightings produce systematic differences, not random shuffles. For example: the allergen-free and local-brand fields should occasionally flip a snack from bottom to top under Group C’s weighting </w:t>
+      </w:r>
+      <w:r>
+        <w:t>to</w:t>
+      </w:r>
+      <w:r>
+        <w:t xml:space="preserve"> make the “controversial snack” traversal in Phase 2 produce results worth arguing over.</w:t>
       </w:r>
     </w:p>
     <w:p>
@@ -3417,881 +3219,14 @@
       </w:r>
       <w:proofErr w:type="spellEnd"/>
       <w:r>
-        <w:t xml:space="preserve"> mutation across iterations and makes the compounding-disadvantage point without any external context students need to know. It’s worth the 15 minutes if time allows.</w:t>
-      </w:r>
-    </w:p>
-    <w:p>
-      <w:pPr>
-        <w:spacing w:before="60" w:after="60"/>
-      </w:pPr>
+        <w:t xml:space="preserve"> mutation across iterations and makes the compounding-disadvantage point without any external context students need to know. </w:t>
+      </w:r>
     </w:p>
     <w:p>
       <w:pPr>
         <w:spacing w:before="60" w:after="80"/>
       </w:pPr>
-      <w:r>
-        <w:t>The justification doc question “can this ranking ever be neutral?” is deliberately unanswerable. Students should commit to a position and defend it. Use it as an exit ticket for whole-class discussion.</w:t>
-      </w:r>
-    </w:p>
-    <w:p>
-      <w:pPr>
-        <w:spacing w:before="120" w:after="120"/>
-      </w:pPr>
-      <w:r>
-        <w:rPr>
-          <w:color w:val="CCCCCC"/>
-        </w:rPr>
-        <w:t>――――――――――――――――――――――――――――――</w:t>
-      </w:r>
-    </w:p>
-    <w:p>
-      <w:pPr>
-        <w:pStyle w:val="Heading2"/>
-      </w:pPr>
-      <w:r>
-        <w:t>Phase 5 — The score matrix (2D array extension)</w:t>
-      </w:r>
-    </w:p>
-    <w:p>
-      <w:pPr>
-        <w:spacing w:before="60" w:after="80"/>
-      </w:pPr>
-      <w:r>
-        <w:rPr>
-          <w:b/>
-          <w:bCs/>
-        </w:rPr>
-        <w:t xml:space="preserve">Format: </w:t>
-      </w:r>
-      <w:r>
-        <w:t>Individual or pair coding, approx. 30 minutes</w:t>
-      </w:r>
-    </w:p>
-    <w:p>
-      <w:pPr>
-        <w:spacing w:before="60" w:after="80"/>
-      </w:pPr>
-      <w:r>
-        <w:t xml:space="preserve">In Phase 2 you ran each weighting separately. Now you’ll hold all four results at once, in a single 2D array — and discover what that structure lets you ask that an </w:t>
-      </w:r>
-      <w:proofErr w:type="spellStart"/>
-      <w:r>
-        <w:t>ArrayList</w:t>
-      </w:r>
-      <w:proofErr w:type="spellEnd"/>
-      <w:r>
-        <w:t xml:space="preserve"> alone can’t answer easily.</w:t>
-      </w:r>
-    </w:p>
-    <w:p>
-      <w:pPr>
-        <w:spacing w:before="60" w:after="60"/>
-      </w:pPr>
-    </w:p>
-    <w:p>
-      <w:pPr>
-        <w:spacing w:before="60" w:after="60"/>
-      </w:pPr>
-      <w:r>
-        <w:rPr>
-          <w:b/>
-          <w:bCs/>
-        </w:rPr>
-        <w:t>Part A — Build the score matrix</w:t>
-      </w:r>
-    </w:p>
-    <w:p>
-      <w:pPr>
-        <w:spacing w:before="60" w:after="80"/>
-      </w:pPr>
-      <w:r>
-        <w:t xml:space="preserve">Declare a 2D array </w:t>
-      </w:r>
-      <w:proofErr w:type="gramStart"/>
-      <w:r>
-        <w:rPr>
-          <w:rFonts w:ascii="Courier New" w:hAnsi="Courier New" w:cs="Courier New"/>
-          <w:sz w:val="20"/>
-          <w:szCs w:val="20"/>
-        </w:rPr>
-        <w:t>int[][</w:t>
-      </w:r>
-      <w:proofErr w:type="gramEnd"/>
-      <w:r>
-        <w:rPr>
-          <w:rFonts w:ascii="Courier New" w:hAnsi="Courier New" w:cs="Courier New"/>
-          <w:sz w:val="20"/>
-          <w:szCs w:val="20"/>
-        </w:rPr>
-        <w:t xml:space="preserve">] </w:t>
-      </w:r>
-      <w:proofErr w:type="spellStart"/>
-      <w:r>
-        <w:rPr>
-          <w:rFonts w:ascii="Courier New" w:hAnsi="Courier New" w:cs="Courier New"/>
-          <w:sz w:val="20"/>
-          <w:szCs w:val="20"/>
-        </w:rPr>
-        <w:t>scoreMatrix</w:t>
-      </w:r>
-      <w:proofErr w:type="spellEnd"/>
-      <w:r>
-        <w:rPr>
-          <w:rFonts w:ascii="Courier New" w:hAnsi="Courier New" w:cs="Courier New"/>
-          <w:sz w:val="20"/>
-          <w:szCs w:val="20"/>
-        </w:rPr>
-        <w:t xml:space="preserve"> = new </w:t>
-      </w:r>
-      <w:proofErr w:type="gramStart"/>
-      <w:r>
-        <w:rPr>
-          <w:rFonts w:ascii="Courier New" w:hAnsi="Courier New" w:cs="Courier New"/>
-          <w:sz w:val="20"/>
-          <w:szCs w:val="20"/>
-        </w:rPr>
-        <w:t>int[</w:t>
-      </w:r>
-      <w:proofErr w:type="gramEnd"/>
-      <w:r>
-        <w:rPr>
-          <w:rFonts w:ascii="Courier New" w:hAnsi="Courier New" w:cs="Courier New"/>
-          <w:sz w:val="20"/>
-          <w:szCs w:val="20"/>
-        </w:rPr>
-        <w:t>16][4]</w:t>
-      </w:r>
-      <w:r>
-        <w:t xml:space="preserve"> where rows are snacks (0–15) and columns are the four weighting systems (0–3). Populate it by calling each </w:t>
-      </w:r>
-      <w:proofErr w:type="spellStart"/>
-      <w:proofErr w:type="gramStart"/>
-      <w:r>
-        <w:rPr>
-          <w:rFonts w:ascii="Courier New" w:hAnsi="Courier New" w:cs="Courier New"/>
-          <w:sz w:val="20"/>
-          <w:szCs w:val="20"/>
-        </w:rPr>
-        <w:t>computeScore</w:t>
-      </w:r>
-      <w:proofErr w:type="spellEnd"/>
-      <w:r>
-        <w:rPr>
-          <w:rFonts w:ascii="Courier New" w:hAnsi="Courier New" w:cs="Courier New"/>
-          <w:sz w:val="20"/>
-          <w:szCs w:val="20"/>
-        </w:rPr>
-        <w:t>(</w:t>
-      </w:r>
-      <w:proofErr w:type="gramEnd"/>
-      <w:r>
-        <w:rPr>
-          <w:rFonts w:ascii="Courier New" w:hAnsi="Courier New" w:cs="Courier New"/>
-          <w:sz w:val="20"/>
-          <w:szCs w:val="20"/>
-        </w:rPr>
-        <w:t>)</w:t>
-      </w:r>
-      <w:r>
-        <w:t xml:space="preserve"> variant on every snack using a nested for loop.</w:t>
-      </w:r>
-    </w:p>
-    <w:p>
-      <w:pPr>
-        <w:spacing w:before="60" w:after="80"/>
-      </w:pPr>
-      <w:r>
-        <w:t>Print the matrix as a formatted table: snack names as row labels, weighting system names as column headers.</w:t>
-      </w:r>
-    </w:p>
-    <w:p>
-      <w:pPr>
-        <w:spacing w:before="60" w:after="60"/>
-      </w:pPr>
-    </w:p>
-    <w:p>
-      <w:pPr>
-        <w:spacing w:before="60" w:after="60"/>
-      </w:pPr>
-      <w:r>
-        <w:rPr>
-          <w:b/>
-          <w:bCs/>
-        </w:rPr>
-        <w:t>Part B — Row traversals: one snack’s full story</w:t>
-      </w:r>
-    </w:p>
-    <w:p>
-      <w:pPr>
-        <w:spacing w:before="60" w:after="80"/>
-      </w:pPr>
-      <w:r>
-        <w:t xml:space="preserve">Traversing a single row gives you all four scores for one snack. Write methods that traverse </w:t>
-      </w:r>
-      <w:proofErr w:type="spellStart"/>
-      <w:r>
-        <w:rPr>
-          <w:rFonts w:ascii="Courier New" w:hAnsi="Courier New" w:cs="Courier New"/>
-          <w:sz w:val="20"/>
-          <w:szCs w:val="20"/>
-        </w:rPr>
-        <w:t>scoreMatrix</w:t>
-      </w:r>
-      <w:proofErr w:type="spellEnd"/>
-      <w:r>
-        <w:rPr>
-          <w:rFonts w:ascii="Courier New" w:hAnsi="Courier New" w:cs="Courier New"/>
-          <w:sz w:val="20"/>
-          <w:szCs w:val="20"/>
-        </w:rPr>
-        <w:t>[</w:t>
-      </w:r>
-      <w:proofErr w:type="spellStart"/>
-      <w:r>
-        <w:rPr>
-          <w:rFonts w:ascii="Courier New" w:hAnsi="Courier New" w:cs="Courier New"/>
-          <w:sz w:val="20"/>
-          <w:szCs w:val="20"/>
-        </w:rPr>
-        <w:t>i</w:t>
-      </w:r>
-      <w:proofErr w:type="spellEnd"/>
-      <w:r>
-        <w:rPr>
-          <w:rFonts w:ascii="Courier New" w:hAnsi="Courier New" w:cs="Courier New"/>
-          <w:sz w:val="20"/>
-          <w:szCs w:val="20"/>
-        </w:rPr>
-        <w:t>]</w:t>
-      </w:r>
-      <w:r>
-        <w:t xml:space="preserve"> to compute:</w:t>
-      </w:r>
-    </w:p>
-    <w:p>
-      <w:pPr>
-        <w:numPr>
-          <w:ilvl w:val="0"/>
-          <w:numId w:val="1"/>
-        </w:numPr>
-        <w:spacing w:before="40" w:after="40"/>
-      </w:pPr>
-      <w:proofErr w:type="spellStart"/>
-      <w:r>
-        <w:rPr>
-          <w:rFonts w:ascii="Courier New" w:hAnsi="Courier New" w:cs="Courier New"/>
-          <w:sz w:val="20"/>
-          <w:szCs w:val="20"/>
-        </w:rPr>
-        <w:t>maxScore</w:t>
-      </w:r>
-      <w:proofErr w:type="spellEnd"/>
-      <w:r>
-        <w:rPr>
-          <w:rFonts w:ascii="Courier New" w:hAnsi="Courier New" w:cs="Courier New"/>
-          <w:sz w:val="20"/>
-          <w:szCs w:val="20"/>
-        </w:rPr>
-        <w:t>(</w:t>
-      </w:r>
-      <w:proofErr w:type="gramStart"/>
-      <w:r>
-        <w:rPr>
-          <w:rFonts w:ascii="Courier New" w:hAnsi="Courier New" w:cs="Courier New"/>
-          <w:sz w:val="20"/>
-          <w:szCs w:val="20"/>
-        </w:rPr>
-        <w:t>int[</w:t>
-      </w:r>
-      <w:proofErr w:type="gramEnd"/>
-      <w:r>
-        <w:rPr>
-          <w:rFonts w:ascii="Courier New" w:hAnsi="Courier New" w:cs="Courier New"/>
-          <w:sz w:val="20"/>
-          <w:szCs w:val="20"/>
-        </w:rPr>
-        <w:t xml:space="preserve">] row) </w:t>
-      </w:r>
-      <w:r>
-        <w:t>— the snack’s best score across all four systems</w:t>
-      </w:r>
-    </w:p>
-    <w:p>
-      <w:pPr>
-        <w:numPr>
-          <w:ilvl w:val="0"/>
-          <w:numId w:val="1"/>
-        </w:numPr>
-        <w:spacing w:before="40" w:after="40"/>
-      </w:pPr>
-      <w:proofErr w:type="spellStart"/>
-      <w:r>
-        <w:rPr>
-          <w:rFonts w:ascii="Courier New" w:hAnsi="Courier New" w:cs="Courier New"/>
-          <w:sz w:val="20"/>
-          <w:szCs w:val="20"/>
-        </w:rPr>
-        <w:t>scoreRange</w:t>
-      </w:r>
-      <w:proofErr w:type="spellEnd"/>
-      <w:r>
-        <w:rPr>
-          <w:rFonts w:ascii="Courier New" w:hAnsi="Courier New" w:cs="Courier New"/>
-          <w:sz w:val="20"/>
-          <w:szCs w:val="20"/>
-        </w:rPr>
-        <w:t>(</w:t>
-      </w:r>
-      <w:proofErr w:type="gramStart"/>
-      <w:r>
-        <w:rPr>
-          <w:rFonts w:ascii="Courier New" w:hAnsi="Courier New" w:cs="Courier New"/>
-          <w:sz w:val="20"/>
-          <w:szCs w:val="20"/>
-        </w:rPr>
-        <w:t>int[</w:t>
-      </w:r>
-      <w:proofErr w:type="gramEnd"/>
-      <w:r>
-        <w:rPr>
-          <w:rFonts w:ascii="Courier New" w:hAnsi="Courier New" w:cs="Courier New"/>
-          <w:sz w:val="20"/>
-          <w:szCs w:val="20"/>
-        </w:rPr>
-        <w:t xml:space="preserve">] row) </w:t>
-      </w:r>
-      <w:r>
-        <w:t>— max minus min (how contested is this snack?)</w:t>
-      </w:r>
-    </w:p>
-    <w:p>
-      <w:pPr>
-        <w:numPr>
-          <w:ilvl w:val="0"/>
-          <w:numId w:val="1"/>
-        </w:numPr>
-        <w:spacing w:before="40" w:after="40"/>
-      </w:pPr>
-      <w:proofErr w:type="spellStart"/>
-      <w:proofErr w:type="gramStart"/>
-      <w:r>
-        <w:rPr>
-          <w:rFonts w:ascii="Courier New" w:hAnsi="Courier New" w:cs="Courier New"/>
-          <w:sz w:val="20"/>
-          <w:szCs w:val="20"/>
-        </w:rPr>
-        <w:t>consensusSnacks</w:t>
-      </w:r>
-      <w:proofErr w:type="spellEnd"/>
-      <w:r>
-        <w:rPr>
-          <w:rFonts w:ascii="Courier New" w:hAnsi="Courier New" w:cs="Courier New"/>
-          <w:sz w:val="20"/>
-          <w:szCs w:val="20"/>
-        </w:rPr>
-        <w:t>(</w:t>
-      </w:r>
-      <w:proofErr w:type="gramEnd"/>
-      <w:r>
-        <w:rPr>
-          <w:rFonts w:ascii="Courier New" w:hAnsi="Courier New" w:cs="Courier New"/>
-          <w:sz w:val="20"/>
-          <w:szCs w:val="20"/>
-        </w:rPr>
-        <w:t xml:space="preserve">) </w:t>
-      </w:r>
-      <w:r>
-        <w:t>— snacks with a score range below a threshold (everyone basically agrees on these)</w:t>
-      </w:r>
-    </w:p>
-    <w:p>
-      <w:pPr>
-        <w:spacing w:before="60" w:after="60"/>
-      </w:pPr>
-    </w:p>
-    <w:p>
-      <w:pPr>
-        <w:spacing w:before="60" w:after="60"/>
-      </w:pPr>
-      <w:r>
-        <w:rPr>
-          <w:b/>
-          <w:bCs/>
-        </w:rPr>
-        <w:t>Part C — Column traversals: one system’s full picture</w:t>
-      </w:r>
-    </w:p>
-    <w:p>
-      <w:pPr>
-        <w:spacing w:before="60" w:after="80"/>
-      </w:pPr>
-      <w:r>
-        <w:t xml:space="preserve">Traversing a single column gives you all 16 scores under one weighting. Write methods that loop over </w:t>
-      </w:r>
-      <w:proofErr w:type="spellStart"/>
-      <w:r>
-        <w:rPr>
-          <w:rFonts w:ascii="Courier New" w:hAnsi="Courier New" w:cs="Courier New"/>
-          <w:sz w:val="20"/>
-          <w:szCs w:val="20"/>
-        </w:rPr>
-        <w:t>scoreMatrix</w:t>
-      </w:r>
-      <w:proofErr w:type="spellEnd"/>
-      <w:r>
-        <w:rPr>
-          <w:rFonts w:ascii="Courier New" w:hAnsi="Courier New" w:cs="Courier New"/>
-          <w:sz w:val="20"/>
-          <w:szCs w:val="20"/>
-        </w:rPr>
-        <w:t>[row][col]</w:t>
-      </w:r>
-      <w:r>
-        <w:t xml:space="preserve"> for a fixed column to compute:</w:t>
-      </w:r>
-    </w:p>
-    <w:p>
-      <w:pPr>
-        <w:numPr>
-          <w:ilvl w:val="0"/>
-          <w:numId w:val="1"/>
-        </w:numPr>
-        <w:spacing w:before="40" w:after="40"/>
-      </w:pPr>
-      <w:proofErr w:type="spellStart"/>
-      <w:proofErr w:type="gramStart"/>
-      <w:r>
-        <w:rPr>
-          <w:rFonts w:ascii="Courier New" w:hAnsi="Courier New" w:cs="Courier New"/>
-          <w:sz w:val="20"/>
-          <w:szCs w:val="20"/>
-        </w:rPr>
-        <w:t>averageScore</w:t>
-      </w:r>
-      <w:proofErr w:type="spellEnd"/>
-      <w:r>
-        <w:rPr>
-          <w:rFonts w:ascii="Courier New" w:hAnsi="Courier New" w:cs="Courier New"/>
-          <w:sz w:val="20"/>
-          <w:szCs w:val="20"/>
-        </w:rPr>
-        <w:t>(</w:t>
-      </w:r>
-      <w:proofErr w:type="gramEnd"/>
-      <w:r>
-        <w:rPr>
-          <w:rFonts w:ascii="Courier New" w:hAnsi="Courier New" w:cs="Courier New"/>
-          <w:sz w:val="20"/>
-          <w:szCs w:val="20"/>
-        </w:rPr>
-        <w:t xml:space="preserve">int col) </w:t>
-      </w:r>
-      <w:r>
-        <w:t>— mean score assigned by this weighting system</w:t>
-      </w:r>
-    </w:p>
-    <w:p>
-      <w:pPr>
-        <w:numPr>
-          <w:ilvl w:val="0"/>
-          <w:numId w:val="1"/>
-        </w:numPr>
-        <w:spacing w:before="40" w:after="40"/>
-      </w:pPr>
-      <w:proofErr w:type="spellStart"/>
-      <w:proofErr w:type="gramStart"/>
-      <w:r>
-        <w:rPr>
-          <w:rFonts w:ascii="Courier New" w:hAnsi="Courier New" w:cs="Courier New"/>
-          <w:sz w:val="20"/>
-          <w:szCs w:val="20"/>
-        </w:rPr>
-        <w:t>topN</w:t>
-      </w:r>
-      <w:proofErr w:type="spellEnd"/>
-      <w:r>
-        <w:rPr>
-          <w:rFonts w:ascii="Courier New" w:hAnsi="Courier New" w:cs="Courier New"/>
-          <w:sz w:val="20"/>
-          <w:szCs w:val="20"/>
-        </w:rPr>
-        <w:t>(</w:t>
-      </w:r>
-      <w:proofErr w:type="gramEnd"/>
-      <w:r>
-        <w:rPr>
-          <w:rFonts w:ascii="Courier New" w:hAnsi="Courier New" w:cs="Courier New"/>
-          <w:sz w:val="20"/>
-          <w:szCs w:val="20"/>
-        </w:rPr>
-        <w:t xml:space="preserve">int col, int n) </w:t>
-      </w:r>
-      <w:r>
-        <w:t>— the indices of the top n snacks under this system</w:t>
-      </w:r>
-    </w:p>
-    <w:p>
-      <w:pPr>
-        <w:numPr>
-          <w:ilvl w:val="0"/>
-          <w:numId w:val="1"/>
-        </w:numPr>
-        <w:spacing w:before="40" w:after="40"/>
-      </w:pPr>
-      <w:proofErr w:type="spellStart"/>
-      <w:proofErr w:type="gramStart"/>
-      <w:r>
-        <w:rPr>
-          <w:rFonts w:ascii="Courier New" w:hAnsi="Courier New" w:cs="Courier New"/>
-          <w:sz w:val="20"/>
-          <w:szCs w:val="20"/>
-        </w:rPr>
-        <w:t>systemBias</w:t>
-      </w:r>
-      <w:proofErr w:type="spellEnd"/>
-      <w:r>
-        <w:rPr>
-          <w:rFonts w:ascii="Courier New" w:hAnsi="Courier New" w:cs="Courier New"/>
-          <w:sz w:val="20"/>
-          <w:szCs w:val="20"/>
-        </w:rPr>
-        <w:t>(</w:t>
-      </w:r>
-      <w:proofErr w:type="gramEnd"/>
-      <w:r>
-        <w:rPr>
-          <w:rFonts w:ascii="Courier New" w:hAnsi="Courier New" w:cs="Courier New"/>
-          <w:sz w:val="20"/>
-          <w:szCs w:val="20"/>
-        </w:rPr>
-        <w:t xml:space="preserve">int col) </w:t>
-      </w:r>
-      <w:r>
-        <w:t>— what fraction of the top 8 are allergen-free? What fraction are local brands? Does this system systematically favor or ignore certain snack types?</w:t>
-      </w:r>
-    </w:p>
-    <w:p>
-      <w:pPr>
-        <w:spacing w:before="60" w:after="60"/>
-      </w:pPr>
-    </w:p>
-    <w:p>
-      <w:pPr>
-        <w:spacing w:before="60" w:after="60"/>
-      </w:pPr>
-      <w:r>
-        <w:rPr>
-          <w:b/>
-          <w:bCs/>
-        </w:rPr>
-        <w:t>Part D — The democratic override</w:t>
-      </w:r>
-    </w:p>
-    <w:p>
-      <w:pPr>
-        <w:spacing w:before="60" w:after="80"/>
-      </w:pPr>
-      <w:r>
-        <w:t xml:space="preserve">Add a fifth column to the matrix: a “democratic score” computed as the average across all four weighting systems. Write </w:t>
-      </w:r>
-      <w:proofErr w:type="spellStart"/>
-      <w:proofErr w:type="gramStart"/>
-      <w:r>
-        <w:rPr>
-          <w:rFonts w:ascii="Courier New" w:hAnsi="Courier New" w:cs="Courier New"/>
-          <w:sz w:val="20"/>
-          <w:szCs w:val="20"/>
-        </w:rPr>
-        <w:t>computeDemocraticScore</w:t>
-      </w:r>
-      <w:proofErr w:type="spellEnd"/>
-      <w:r>
-        <w:rPr>
-          <w:rFonts w:ascii="Courier New" w:hAnsi="Courier New" w:cs="Courier New"/>
-          <w:sz w:val="20"/>
-          <w:szCs w:val="20"/>
-        </w:rPr>
-        <w:t>(</w:t>
-      </w:r>
-      <w:proofErr w:type="gramEnd"/>
-      <w:r>
-        <w:rPr>
-          <w:rFonts w:ascii="Courier New" w:hAnsi="Courier New" w:cs="Courier New"/>
-          <w:sz w:val="20"/>
-          <w:szCs w:val="20"/>
-        </w:rPr>
-        <w:t>int row)</w:t>
-      </w:r>
-      <w:r>
-        <w:t xml:space="preserve"> by traversing </w:t>
-      </w:r>
-      <w:proofErr w:type="spellStart"/>
-      <w:r>
-        <w:rPr>
-          <w:rFonts w:ascii="Courier New" w:hAnsi="Courier New" w:cs="Courier New"/>
-          <w:sz w:val="20"/>
-          <w:szCs w:val="20"/>
-        </w:rPr>
-        <w:t>scoreMatrix</w:t>
-      </w:r>
-      <w:proofErr w:type="spellEnd"/>
-      <w:r>
-        <w:rPr>
-          <w:rFonts w:ascii="Courier New" w:hAnsi="Courier New" w:cs="Courier New"/>
-          <w:sz w:val="20"/>
-          <w:szCs w:val="20"/>
-        </w:rPr>
-        <w:t>[row</w:t>
-      </w:r>
-      <w:proofErr w:type="gramStart"/>
-      <w:r>
-        <w:rPr>
-          <w:rFonts w:ascii="Courier New" w:hAnsi="Courier New" w:cs="Courier New"/>
-          <w:sz w:val="20"/>
-          <w:szCs w:val="20"/>
-        </w:rPr>
-        <w:t>][0..</w:t>
-      </w:r>
-      <w:proofErr w:type="gramEnd"/>
-      <w:r>
-        <w:rPr>
-          <w:rFonts w:ascii="Courier New" w:hAnsi="Courier New" w:cs="Courier New"/>
-          <w:sz w:val="20"/>
-          <w:szCs w:val="20"/>
-        </w:rPr>
-        <w:t>3]</w:t>
-      </w:r>
-      <w:r>
-        <w:t xml:space="preserve"> and averaging. Store results in column 4. Sort the full list by this column and select the top 8.</w:t>
-      </w:r>
-    </w:p>
-    <w:p>
-      <w:pPr>
-        <w:spacing w:before="60" w:after="80"/>
-      </w:pPr>
-      <w:r>
-        <w:lastRenderedPageBreak/>
-        <w:t>Compare the democratic top 8 to each individual system’s top 8. How many snacks are in all five lists? How many are in only one?</w:t>
-      </w:r>
-    </w:p>
-    <w:p>
-      <w:pPr>
-        <w:spacing w:before="60" w:after="60"/>
-      </w:pPr>
-    </w:p>
-    <w:tbl>
-      <w:tblPr>
-        <w:tblW w:w="9360" w:type="dxa"/>
-        <w:tblBorders>
-          <w:top w:val="single" w:sz="1" w:space="0" w:color="CCCCCC"/>
-          <w:left w:val="single" w:sz="1" w:space="0" w:color="CCCCCC"/>
-          <w:bottom w:val="single" w:sz="1" w:space="0" w:color="CCCCCC"/>
-          <w:right w:val="single" w:sz="1" w:space="0" w:color="CCCCCC"/>
-          <w:insideH w:val="single" w:sz="1" w:space="0" w:color="CCCCCC"/>
-          <w:insideV w:val="single" w:sz="1" w:space="0" w:color="CCCCCC"/>
-        </w:tblBorders>
-        <w:tblCellMar>
-          <w:left w:w="10" w:type="dxa"/>
-          <w:right w:w="10" w:type="dxa"/>
-        </w:tblCellMar>
-        <w:tblLook w:val="0000" w:firstRow="0" w:lastRow="0" w:firstColumn="0" w:lastColumn="0" w:noHBand="0" w:noVBand="0"/>
-      </w:tblPr>
-      <w:tblGrid>
-        <w:gridCol w:w="9360"/>
-      </w:tblGrid>
-      <w:tr>
-        <w:tblPrEx>
-          <w:tblCellMar>
-            <w:top w:w="0" w:type="dxa"/>
-            <w:bottom w:w="0" w:type="dxa"/>
-          </w:tblCellMar>
-        </w:tblPrEx>
-        <w:tc>
-          <w:tcPr>
-            <w:tcW w:w="9360" w:type="dxa"/>
-            <w:shd w:val="clear" w:color="auto" w:fill="FFF3CD"/>
-            <w:tcMar>
-              <w:top w:w="100" w:type="dxa"/>
-              <w:left w:w="160" w:type="dxa"/>
-              <w:bottom w:w="100" w:type="dxa"/>
-              <w:right w:w="160" w:type="dxa"/>
-            </w:tcMar>
-          </w:tcPr>
-          <w:p>
-            <w:pPr>
-              <w:spacing w:after="60"/>
-            </w:pPr>
-            <w:r>
-              <w:rPr>
-                <w:b/>
-                <w:bCs/>
-                <w:color w:val="7A4F00"/>
-                <w:sz w:val="20"/>
-                <w:szCs w:val="20"/>
-              </w:rPr>
-              <w:t>Discussion prompt</w:t>
-            </w:r>
-          </w:p>
-          <w:p>
-            <w:r>
-              <w:rPr>
-                <w:color w:val="333333"/>
-                <w:sz w:val="20"/>
-                <w:szCs w:val="20"/>
-              </w:rPr>
-              <w:t>The democratic score treats all four weighting systems as equally valid. Is that fair? Who designed those four systems? What values are still baked in, even after averaging?</w:t>
-            </w:r>
-          </w:p>
-        </w:tc>
-      </w:tr>
-    </w:tbl>
-    <w:p>
-      <w:pPr>
-        <w:spacing w:before="60" w:after="60"/>
-      </w:pPr>
-    </w:p>
-    <w:p>
-      <w:pPr>
-        <w:spacing w:before="60" w:after="60"/>
-      </w:pPr>
-      <w:r>
-        <w:rPr>
-          <w:b/>
-          <w:bCs/>
-        </w:rPr>
-        <w:t>Part E — Justification doc addendum</w:t>
-      </w:r>
-    </w:p>
-    <w:p>
-      <w:pPr>
-        <w:spacing w:before="60" w:after="80"/>
-      </w:pPr>
-      <w:r>
-        <w:t>Add two questions to your Phase 4 justification doc:</w:t>
-      </w:r>
-    </w:p>
-    <w:p>
-      <w:pPr>
-        <w:numPr>
-          <w:ilvl w:val="0"/>
-          <w:numId w:val="2"/>
-        </w:numPr>
-        <w:spacing w:before="40" w:after="60"/>
-      </w:pPr>
-      <w:r>
-        <w:rPr>
-          <w:b/>
-          <w:bCs/>
-        </w:rPr>
-        <w:t xml:space="preserve">Traversal direction matters. </w:t>
-      </w:r>
-      <w:r>
-        <w:t>Describe one question that is naturally answered by a row traversal and one that requires a column traversal. Why does the matrix structure make these different questions computationally?</w:t>
-      </w:r>
-    </w:p>
-    <w:p>
-      <w:pPr>
-        <w:numPr>
-          <w:ilvl w:val="0"/>
-          <w:numId w:val="2"/>
-        </w:numPr>
-        <w:spacing w:before="40" w:after="60"/>
-      </w:pPr>
-      <w:r>
-        <w:rPr>
-          <w:b/>
-          <w:bCs/>
-        </w:rPr>
-        <w:t xml:space="preserve">What the matrix hides. </w:t>
-      </w:r>
-      <w:r>
-        <w:t>The 2D array stores scores, but not the snacks’ actual attributes (allergen-free, local brand, etc.). What ethical information is lost when you collapse snack data down to a single integer per cell? What decisions could you not make responsibly from the matrix alone?</w:t>
-      </w:r>
-    </w:p>
-    <w:p>
-      <w:pPr>
-        <w:spacing w:before="60" w:after="60"/>
-      </w:pPr>
-    </w:p>
-    <w:tbl>
-      <w:tblPr>
-        <w:tblW w:w="9360" w:type="dxa"/>
-        <w:tblBorders>
-          <w:top w:val="single" w:sz="1" w:space="0" w:color="CCCCCC"/>
-          <w:left w:val="single" w:sz="1" w:space="0" w:color="CCCCCC"/>
-          <w:bottom w:val="single" w:sz="1" w:space="0" w:color="CCCCCC"/>
-          <w:right w:val="single" w:sz="1" w:space="0" w:color="CCCCCC"/>
-          <w:insideH w:val="single" w:sz="1" w:space="0" w:color="CCCCCC"/>
-          <w:insideV w:val="single" w:sz="1" w:space="0" w:color="CCCCCC"/>
-        </w:tblBorders>
-        <w:tblCellMar>
-          <w:left w:w="10" w:type="dxa"/>
-          <w:right w:w="10" w:type="dxa"/>
-        </w:tblCellMar>
-        <w:tblLook w:val="0000" w:firstRow="0" w:lastRow="0" w:firstColumn="0" w:lastColumn="0" w:noHBand="0" w:noVBand="0"/>
-      </w:tblPr>
-      <w:tblGrid>
-        <w:gridCol w:w="9360"/>
-      </w:tblGrid>
-      <w:tr>
-        <w:tblPrEx>
-          <w:tblCellMar>
-            <w:top w:w="0" w:type="dxa"/>
-            <w:bottom w:w="0" w:type="dxa"/>
-          </w:tblCellMar>
-        </w:tblPrEx>
-        <w:tc>
-          <w:tcPr>
-            <w:tcW w:w="9360" w:type="dxa"/>
-            <w:shd w:val="clear" w:color="auto" w:fill="E8F5E9"/>
-            <w:tcMar>
-              <w:top w:w="100" w:type="dxa"/>
-              <w:left w:w="160" w:type="dxa"/>
-              <w:bottom w:w="100" w:type="dxa"/>
-              <w:right w:w="160" w:type="dxa"/>
-            </w:tcMar>
-          </w:tcPr>
-          <w:p>
-            <w:pPr>
-              <w:spacing w:after="60"/>
-            </w:pPr>
-            <w:r>
-              <w:rPr>
-                <w:b/>
-                <w:bCs/>
-                <w:color w:val="1B5E20"/>
-                <w:sz w:val="20"/>
-                <w:szCs w:val="20"/>
-              </w:rPr>
-              <w:t xml:space="preserve">Teacher </w:t>
-            </w:r>
-            <w:proofErr w:type="gramStart"/>
-            <w:r>
-              <w:rPr>
-                <w:b/>
-                <w:bCs/>
-                <w:color w:val="1B5E20"/>
-                <w:sz w:val="20"/>
-                <w:szCs w:val="20"/>
-              </w:rPr>
-              <w:t>note</w:t>
-            </w:r>
-            <w:proofErr w:type="gramEnd"/>
-          </w:p>
-          <w:p>
-            <w:r>
-              <w:rPr>
-                <w:color w:val="333333"/>
-                <w:sz w:val="20"/>
-                <w:szCs w:val="20"/>
-              </w:rPr>
-              <w:t>The ethical payoff of the 2D extension is in Part E question 2: students realize that collapsing rich data into a number matrix throws away the very information needed to audit for fairness. This mirrors real-world ML pipelines where features are encoded as integers and the human context is stripped out. The matrix is not just a data structure — it’s a metaphor for abstraction and loss.</w:t>
-            </w:r>
-          </w:p>
-        </w:tc>
-      </w:tr>
-    </w:tbl>
-    <w:p/>
+    </w:p>
     <w:sectPr>
       <w:pgSz w:w="12240" w:h="15840"/>
       <w:pgMar w:top="1440" w:right="1440" w:bottom="1440" w:left="1440" w:header="708" w:footer="708" w:gutter="0"/>
